--- a/Documentation/Checklist_Release_VECTO_3.3.14.3011.docx
+++ b/Documentation/Checklist_Release_VECTO_3.3.14.3011.docx
@@ -5731,7 +5731,8 @@
               <w:ind w:left="209" w:hanging="209"/>
               <w:rPr>
                 <w:rFonts w:ascii="Courier New" w:hAnsi="Courier New" w:cs="Courier New"/>
-                <w:sz w:val="10"/>
+                <w:noProof/>
+                <w:sz w:val="12"/>
               </w:rPr>
             </w:pPr>
             <w:r>
@@ -5778,6 +5779,44 @@
               </w:rPr>
               <w:t xml:space="preserve">Algorithm       Hash                                                                   Path                                                                                              </w:t>
             </w:r>
+          </w:p>
+          <w:p>
+            <w:pPr>
+              <w:tabs>
+                <w:tab w:val="left" w:pos="570"/>
+              </w:tabs>
+              <w:ind w:left="209" w:hanging="209"/>
+              <w:rPr>
+                <w:rFonts w:ascii="Courier New" w:hAnsi="Courier New" w:cs="Courier New"/>
+                <w:sz w:val="12"/>
+              </w:rPr>
+            </w:pPr>
+            <w:r>
+              <w:rPr>
+                <w:rFonts w:ascii="Courier New" w:hAnsi="Courier New" w:cs="Courier New"/>
+                <w:sz w:val="12"/>
+              </w:rPr>
+              <w:t>---------       ----                                                                   ----</w:t>
+            </w:r>
+          </w:p>
+          <w:p>
+            <w:pPr>
+              <w:tabs>
+                <w:tab w:val="left" w:pos="570"/>
+              </w:tabs>
+              <w:ind w:left="209" w:hanging="209"/>
+              <w:rPr>
+                <w:rFonts w:ascii="Courier New" w:hAnsi="Courier New" w:cs="Courier New"/>
+                <w:sz w:val="10"/>
+              </w:rPr>
+            </w:pPr>
+            <w:r>
+              <w:rPr>
+                <w:rFonts w:ascii="Courier New" w:hAnsi="Courier New" w:cs="Courier New"/>
+                <w:sz w:val="12"/>
+              </w:rPr>
+              <w:t>SHA256          E7E5BA8601DCAA2DFEA8112A4917E608A6C0CCAA1B177071B5AEF9C1E0C74063       2023_03_31-VECTO-3.3.14.3011.zip</w:t>
+            </w:r>
             <w:r>
               <w:rPr>
                 <w:rFonts w:ascii="Courier New" w:hAnsi="Courier New" w:cs="Courier New"/>
@@ -5806,7 +5845,7 @@
             </w:rPr>
             <w:id w:val="472180796"/>
             <w14:checkbox>
-              <w14:checked w14:val="0"/>
+              <w14:checked w14:val="1"/>
               <w14:checkedState w14:val="2612" w14:font="MS Gothic"/>
               <w14:uncheckedState w14:val="2610" w14:font="MS Gothic"/>
             </w14:checkbox>
@@ -5828,7 +5867,7 @@
                   <w:rPr>
                     <w:rFonts w:ascii="MS Gothic" w:eastAsia="MS Gothic" w:hAnsi="MS Gothic" w:cs="Arial" w:hint="eastAsia"/>
                   </w:rPr>
-                  <w:t>☐</w:t>
+                  <w:t>☒</w:t>
                 </w:r>
               </w:p>
             </w:tc>
@@ -5878,7 +5917,8 @@
               <w:ind w:left="209" w:hanging="209"/>
               <w:rPr>
                 <w:rFonts w:ascii="Courier New" w:hAnsi="Courier New" w:cs="Courier New"/>
-                <w:sz w:val="10"/>
+                <w:noProof/>
+                <w:sz w:val="12"/>
               </w:rPr>
             </w:pPr>
             <w:r>
@@ -5925,6 +5965,272 @@
               </w:rPr>
               <w:t xml:space="preserve">Algorithm       Hash                                                                   Path                                                                                              </w:t>
             </w:r>
+          </w:p>
+          <w:p>
+            <w:pPr>
+              <w:tabs>
+                <w:tab w:val="left" w:pos="570"/>
+              </w:tabs>
+              <w:ind w:left="209" w:hanging="209"/>
+              <w:rPr>
+                <w:rFonts w:ascii="Courier New" w:hAnsi="Courier New" w:cs="Courier New"/>
+                <w:sz w:val="12"/>
+              </w:rPr>
+            </w:pPr>
+            <w:r>
+              <w:rPr>
+                <w:rFonts w:ascii="Courier New" w:hAnsi="Courier New" w:cs="Courier New"/>
+                <w:sz w:val="12"/>
+              </w:rPr>
+              <w:t>---------       ----                                                                   ----</w:t>
+            </w:r>
+          </w:p>
+          <w:p>
+            <w:pPr>
+              <w:tabs>
+                <w:tab w:val="left" w:pos="570"/>
+              </w:tabs>
+              <w:ind w:left="209" w:hanging="209"/>
+              <w:rPr>
+                <w:rFonts w:ascii="Courier New" w:hAnsi="Courier New" w:cs="Courier New"/>
+                <w:sz w:val="12"/>
+              </w:rPr>
+            </w:pPr>
+            <w:r>
+              <w:rPr>
+                <w:rFonts w:ascii="Courier New" w:hAnsi="Courier New" w:cs="Courier New"/>
+                <w:sz w:val="12"/>
+              </w:rPr>
+              <w:t>SHA256          AF53F94BF72CAD6B15A686770E0A1AC57D3703B63FEF8A24A30C3AAB5033F9CA       hashingcmd.exe</w:t>
+            </w:r>
+          </w:p>
+          <w:p>
+            <w:pPr>
+              <w:tabs>
+                <w:tab w:val="left" w:pos="570"/>
+              </w:tabs>
+              <w:ind w:left="209" w:hanging="209"/>
+              <w:rPr>
+                <w:rFonts w:ascii="Courier New" w:hAnsi="Courier New" w:cs="Courier New"/>
+                <w:sz w:val="12"/>
+              </w:rPr>
+            </w:pPr>
+            <w:r>
+              <w:rPr>
+                <w:rFonts w:ascii="Courier New" w:hAnsi="Courier New" w:cs="Courier New"/>
+                <w:sz w:val="12"/>
+              </w:rPr>
+              <w:t>SHA256          F05129671269DEEDE019BCAC043EABCE27A64DCF99972288465E3E77D416A7F6       HashingTool.exe</w:t>
+            </w:r>
+          </w:p>
+          <w:p>
+            <w:pPr>
+              <w:tabs>
+                <w:tab w:val="left" w:pos="570"/>
+              </w:tabs>
+              <w:ind w:left="209" w:hanging="209"/>
+              <w:rPr>
+                <w:rFonts w:ascii="Courier New" w:hAnsi="Courier New" w:cs="Courier New"/>
+                <w:sz w:val="12"/>
+              </w:rPr>
+            </w:pPr>
+            <w:r>
+              <w:rPr>
+                <w:rFonts w:ascii="Courier New" w:hAnsi="Courier New" w:cs="Courier New"/>
+                <w:sz w:val="12"/>
+              </w:rPr>
+              <w:t>SHA256          38D8B899E2229F8AA7BA1D10A81F193A9C4C12BF38D7D46190500981878CDA60       VECTO.exe</w:t>
+            </w:r>
+          </w:p>
+          <w:p>
+            <w:pPr>
+              <w:tabs>
+                <w:tab w:val="left" w:pos="570"/>
+              </w:tabs>
+              <w:ind w:left="209" w:hanging="209"/>
+              <w:rPr>
+                <w:rFonts w:ascii="Courier New" w:hAnsi="Courier New" w:cs="Courier New"/>
+                <w:sz w:val="12"/>
+              </w:rPr>
+            </w:pPr>
+            <w:r>
+              <w:rPr>
+                <w:rFonts w:ascii="Courier New" w:hAnsi="Courier New" w:cs="Courier New"/>
+                <w:sz w:val="12"/>
+              </w:rPr>
+              <w:t>SHA256          92293F6824223F0264C93B04FADD54EF63D9C2AE413545F3EA8C7A6A12383BAB       vectocmd.exe</w:t>
+            </w:r>
+          </w:p>
+          <w:p>
+            <w:pPr>
+              <w:tabs>
+                <w:tab w:val="left" w:pos="570"/>
+              </w:tabs>
+              <w:ind w:left="209" w:hanging="209"/>
+              <w:rPr>
+                <w:rFonts w:ascii="Courier New" w:hAnsi="Courier New" w:cs="Courier New"/>
+                <w:sz w:val="12"/>
+              </w:rPr>
+            </w:pPr>
+            <w:r>
+              <w:rPr>
+                <w:rFonts w:ascii="Courier New" w:hAnsi="Courier New" w:cs="Courier New"/>
+                <w:sz w:val="12"/>
+              </w:rPr>
+              <w:t>SHA256          A848CC240A648D03DED1682714834B4D6656C84B5179A4B9913C22EB003604BB       AdvancedAuxiliaryInterfaces.dll</w:t>
+            </w:r>
+          </w:p>
+          <w:p>
+            <w:pPr>
+              <w:tabs>
+                <w:tab w:val="left" w:pos="570"/>
+              </w:tabs>
+              <w:ind w:left="209" w:hanging="209"/>
+              <w:rPr>
+                <w:rFonts w:ascii="Courier New" w:hAnsi="Courier New" w:cs="Courier New"/>
+                <w:sz w:val="12"/>
+              </w:rPr>
+            </w:pPr>
+            <w:r>
+              <w:rPr>
+                <w:rFonts w:ascii="Courier New" w:hAnsi="Courier New" w:cs="Courier New"/>
+                <w:sz w:val="12"/>
+              </w:rPr>
+              <w:t>SHA256          1796277A7AA9F2A9835C070D28FED44B3614CA221A2C1AFFC21A4C4E41194C3F       Castle.Core.dll</w:t>
+            </w:r>
+          </w:p>
+          <w:p>
+            <w:pPr>
+              <w:tabs>
+                <w:tab w:val="left" w:pos="570"/>
+              </w:tabs>
+              <w:ind w:left="209" w:hanging="209"/>
+              <w:rPr>
+                <w:rFonts w:ascii="Courier New" w:hAnsi="Courier New" w:cs="Courier New"/>
+                <w:sz w:val="12"/>
+              </w:rPr>
+            </w:pPr>
+            <w:r>
+              <w:rPr>
+                <w:rFonts w:ascii="Courier New" w:hAnsi="Courier New" w:cs="Courier New"/>
+                <w:sz w:val="12"/>
+              </w:rPr>
+              <w:t>SHA256          DF8EC2E0245829DDEC5B79F1918C3AE3A3FA540A5A0E3C410E2B6EF0BEBC7927       Newtonsoft.Json.dll</w:t>
+            </w:r>
+          </w:p>
+          <w:p>
+            <w:pPr>
+              <w:tabs>
+                <w:tab w:val="left" w:pos="570"/>
+              </w:tabs>
+              <w:ind w:left="209" w:hanging="209"/>
+              <w:rPr>
+                <w:rFonts w:ascii="Courier New" w:hAnsi="Courier New" w:cs="Courier New"/>
+                <w:sz w:val="12"/>
+              </w:rPr>
+            </w:pPr>
+            <w:r>
+              <w:rPr>
+                <w:rFonts w:ascii="Courier New" w:hAnsi="Courier New" w:cs="Courier New"/>
+                <w:sz w:val="12"/>
+              </w:rPr>
+              <w:t>SHA256          01CC80A16323F56191596013EEF1DE7E43271D6F991F4740B1FCC5195D8AB5BD       Ninject.dll</w:t>
+            </w:r>
+          </w:p>
+          <w:p>
+            <w:pPr>
+              <w:tabs>
+                <w:tab w:val="left" w:pos="570"/>
+              </w:tabs>
+              <w:ind w:left="209" w:hanging="209"/>
+              <w:rPr>
+                <w:rFonts w:ascii="Courier New" w:hAnsi="Courier New" w:cs="Courier New"/>
+                <w:sz w:val="12"/>
+              </w:rPr>
+            </w:pPr>
+            <w:r>
+              <w:rPr>
+                <w:rFonts w:ascii="Courier New" w:hAnsi="Courier New" w:cs="Courier New"/>
+                <w:sz w:val="12"/>
+              </w:rPr>
+              <w:t>SHA256          DDF048DDAAA9B5D1D734CCA64E269E21465BD83E35F4FD2585AFB900AEF9FC9B       Ninject.Extensions.Factory.dll</w:t>
+            </w:r>
+          </w:p>
+          <w:p>
+            <w:pPr>
+              <w:tabs>
+                <w:tab w:val="left" w:pos="570"/>
+              </w:tabs>
+              <w:ind w:left="209" w:hanging="209"/>
+              <w:rPr>
+                <w:rFonts w:ascii="Courier New" w:hAnsi="Courier New" w:cs="Courier New"/>
+                <w:sz w:val="12"/>
+              </w:rPr>
+            </w:pPr>
+            <w:r>
+              <w:rPr>
+                <w:rFonts w:ascii="Courier New" w:hAnsi="Courier New" w:cs="Courier New"/>
+                <w:sz w:val="12"/>
+              </w:rPr>
+              <w:t>SHA256          E196C0B84FA16CA895565C0AB611715F0721425F5E73340EA183FFA049F7D79B       NLog.dll</w:t>
+            </w:r>
+          </w:p>
+          <w:p>
+            <w:pPr>
+              <w:tabs>
+                <w:tab w:val="left" w:pos="570"/>
+              </w:tabs>
+              <w:ind w:left="209" w:hanging="209"/>
+              <w:rPr>
+                <w:rFonts w:ascii="Courier New" w:hAnsi="Courier New" w:cs="Courier New"/>
+                <w:sz w:val="12"/>
+              </w:rPr>
+            </w:pPr>
+            <w:r>
+              <w:rPr>
+                <w:rFonts w:ascii="Courier New" w:hAnsi="Courier New" w:cs="Courier New"/>
+                <w:sz w:val="12"/>
+              </w:rPr>
+              <w:t>SHA256          B24AA78B692B02CF4AFA3AB18CDD397E33C6F959E6B9053ADD3756EB0EDD8544       VectoCommon.dll</w:t>
+            </w:r>
+          </w:p>
+          <w:p>
+            <w:pPr>
+              <w:tabs>
+                <w:tab w:val="left" w:pos="570"/>
+              </w:tabs>
+              <w:ind w:left="209" w:hanging="209"/>
+              <w:rPr>
+                <w:rFonts w:ascii="Courier New" w:hAnsi="Courier New" w:cs="Courier New"/>
+                <w:sz w:val="12"/>
+              </w:rPr>
+            </w:pPr>
+            <w:r>
+              <w:rPr>
+                <w:rFonts w:ascii="Courier New" w:hAnsi="Courier New" w:cs="Courier New"/>
+                <w:sz w:val="12"/>
+              </w:rPr>
+              <w:t>SHA256          671E119E4DE1833ABF252F4357AB773760A0702FB2605D78968AC2D3B11E2446       VectoCore.dll</w:t>
+            </w:r>
+          </w:p>
+          <w:p>
+            <w:pPr>
+              <w:tabs>
+                <w:tab w:val="left" w:pos="570"/>
+              </w:tabs>
+              <w:ind w:left="209" w:hanging="209"/>
+              <w:rPr>
+                <w:rFonts w:ascii="Courier New" w:hAnsi="Courier New" w:cs="Courier New"/>
+                <w:sz w:val="10"/>
+              </w:rPr>
+            </w:pPr>
+            <w:r>
+              <w:rPr>
+                <w:rFonts w:ascii="Courier New" w:hAnsi="Courier New" w:cs="Courier New"/>
+                <w:sz w:val="12"/>
+              </w:rPr>
+              <w:t>SHA256          15EF1A0E1799D9E3128859BFB48FC85E34001076628F13CF65FDFA25FE628934       VectoHashing.dll</w:t>
+            </w:r>
             <w:r>
               <w:rPr>
                 <w:rFonts w:ascii="Courier New" w:hAnsi="Courier New" w:cs="Courier New"/>
@@ -5953,7 +6259,7 @@
             </w:rPr>
             <w:id w:val="-1971743084"/>
             <w14:checkbox>
-              <w14:checked w14:val="0"/>
+              <w14:checked w14:val="1"/>
               <w14:checkedState w14:val="2612" w14:font="MS Gothic"/>
               <w14:uncheckedState w14:val="2610" w14:font="MS Gothic"/>
             </w14:checkbox>
@@ -5975,7 +6281,7 @@
                   <w:rPr>
                     <w:rFonts w:ascii="MS Gothic" w:eastAsia="MS Gothic" w:hAnsi="MS Gothic" w:cs="Arial" w:hint="eastAsia"/>
                   </w:rPr>
-                  <w:t>☐</w:t>
+                  <w:t>☒</w:t>
                 </w:r>
               </w:p>
             </w:tc>
@@ -6130,7 +6436,7 @@
             </w:rPr>
             <w:id w:val="274994606"/>
             <w14:checkbox>
-              <w14:checked w14:val="0"/>
+              <w14:checked w14:val="1"/>
               <w14:checkedState w14:val="2612" w14:font="MS Gothic"/>
               <w14:uncheckedState w14:val="2610" w14:font="MS Gothic"/>
             </w14:checkbox>
@@ -6152,7 +6458,7 @@
                   <w:rPr>
                     <w:rFonts w:ascii="MS Gothic" w:eastAsia="MS Gothic" w:hAnsi="MS Gothic" w:cs="Arial" w:hint="eastAsia"/>
                   </w:rPr>
-                  <w:t>☐</w:t>
+                  <w:t>☒</w:t>
                 </w:r>
               </w:p>
             </w:tc>
@@ -6240,7 +6546,7 @@
             </w:rPr>
             <w:id w:val="-14611377"/>
             <w14:checkbox>
-              <w14:checked w14:val="0"/>
+              <w14:checked w14:val="1"/>
               <w14:checkedState w14:val="2612" w14:font="MS Gothic"/>
               <w14:uncheckedState w14:val="2610" w14:font="MS Gothic"/>
             </w14:checkbox>
@@ -6262,7 +6568,7 @@
                   <w:rPr>
                     <w:rFonts w:ascii="MS Gothic" w:eastAsia="MS Gothic" w:hAnsi="MS Gothic" w:cs="Arial" w:hint="eastAsia"/>
                   </w:rPr>
-                  <w:t>☐</w:t>
+                  <w:t>☒</w:t>
                 </w:r>
               </w:p>
             </w:tc>
@@ -6306,7 +6612,7 @@
             </w:rPr>
             <w:id w:val="-1669781726"/>
             <w14:checkbox>
-              <w14:checked w14:val="0"/>
+              <w14:checked w14:val="1"/>
               <w14:checkedState w14:val="2612" w14:font="MS Gothic"/>
               <w14:uncheckedState w14:val="2610" w14:font="MS Gothic"/>
             </w14:checkbox>
@@ -6328,7 +6634,7 @@
                   <w:rPr>
                     <w:rFonts w:ascii="MS Gothic" w:eastAsia="MS Gothic" w:hAnsi="MS Gothic" w:cs="Arial" w:hint="eastAsia"/>
                   </w:rPr>
-                  <w:t>☐</w:t>
+                  <w:t>☒</w:t>
                 </w:r>
               </w:p>
             </w:tc>
@@ -6372,7 +6678,7 @@
             </w:rPr>
             <w:id w:val="1409424936"/>
             <w14:checkbox>
-              <w14:checked w14:val="0"/>
+              <w14:checked w14:val="1"/>
               <w14:checkedState w14:val="2612" w14:font="MS Gothic"/>
               <w14:uncheckedState w14:val="2610" w14:font="MS Gothic"/>
             </w14:checkbox>
@@ -6394,7 +6700,7 @@
                   <w:rPr>
                     <w:rFonts w:ascii="MS Gothic" w:eastAsia="MS Gothic" w:hAnsi="MS Gothic" w:cs="Arial" w:hint="eastAsia"/>
                   </w:rPr>
-                  <w:t>☐</w:t>
+                  <w:t>☒</w:t>
                 </w:r>
               </w:p>
             </w:tc>
@@ -6456,7 +6762,7 @@
             </w:rPr>
             <w:id w:val="1814985223"/>
             <w14:checkbox>
-              <w14:checked w14:val="0"/>
+              <w14:checked w14:val="1"/>
               <w14:checkedState w14:val="2612" w14:font="MS Gothic"/>
               <w14:uncheckedState w14:val="2610" w14:font="MS Gothic"/>
             </w14:checkbox>
@@ -6478,7 +6784,7 @@
                   <w:rPr>
                     <w:rFonts w:ascii="MS Gothic" w:eastAsia="MS Gothic" w:hAnsi="MS Gothic" w:cs="Arial" w:hint="eastAsia"/>
                   </w:rPr>
-                  <w:t>☐</w:t>
+                  <w:t>☒</w:t>
                 </w:r>
               </w:p>
             </w:tc>
@@ -6522,7 +6828,7 @@
             </w:rPr>
             <w:id w:val="882370340"/>
             <w14:checkbox>
-              <w14:checked w14:val="0"/>
+              <w14:checked w14:val="1"/>
               <w14:checkedState w14:val="2612" w14:font="MS Gothic"/>
               <w14:uncheckedState w14:val="2610" w14:font="MS Gothic"/>
             </w14:checkbox>
@@ -6544,7 +6850,7 @@
                   <w:rPr>
                     <w:rFonts w:ascii="MS Gothic" w:eastAsia="MS Gothic" w:hAnsi="MS Gothic" w:cs="Arial" w:hint="eastAsia"/>
                   </w:rPr>
-                  <w:t>☐</w:t>
+                  <w:t>☒</w:t>
                 </w:r>
               </w:p>
             </w:tc>
@@ -6600,7 +6906,7 @@
             </w:rPr>
             <w:id w:val="1956435620"/>
             <w14:checkbox>
-              <w14:checked w14:val="0"/>
+              <w14:checked w14:val="1"/>
               <w14:checkedState w14:val="2612" w14:font="MS Gothic"/>
               <w14:uncheckedState w14:val="2610" w14:font="MS Gothic"/>
             </w14:checkbox>
@@ -6622,7 +6928,7 @@
                   <w:rPr>
                     <w:rFonts w:ascii="MS Gothic" w:eastAsia="MS Gothic" w:hAnsi="MS Gothic" w:cs="Arial" w:hint="eastAsia"/>
                   </w:rPr>
-                  <w:t>☐</w:t>
+                  <w:t>☒</w:t>
                 </w:r>
               </w:p>
             </w:tc>
@@ -6661,7 +6967,7 @@
             </w:rPr>
             <w:id w:val="1774122858"/>
             <w14:checkbox>
-              <w14:checked w14:val="0"/>
+              <w14:checked w14:val="1"/>
               <w14:checkedState w14:val="2612" w14:font="MS Gothic"/>
               <w14:uncheckedState w14:val="2610" w14:font="MS Gothic"/>
             </w14:checkbox>
@@ -6683,7 +6989,7 @@
                   <w:rPr>
                     <w:rFonts w:ascii="MS Gothic" w:eastAsia="MS Gothic" w:hAnsi="MS Gothic" w:cs="Arial" w:hint="eastAsia"/>
                   </w:rPr>
-                  <w:t>☐</w:t>
+                  <w:t>☒</w:t>
                 </w:r>
               </w:p>
             </w:tc>
@@ -6721,7 +7027,7 @@
             </w:rPr>
             <w:id w:val="-867984556"/>
             <w14:checkbox>
-              <w14:checked w14:val="0"/>
+              <w14:checked w14:val="1"/>
               <w14:checkedState w14:val="2612" w14:font="MS Gothic"/>
               <w14:uncheckedState w14:val="2610" w14:font="MS Gothic"/>
             </w14:checkbox>
@@ -6743,7 +7049,7 @@
                   <w:rPr>
                     <w:rFonts w:ascii="MS Gothic" w:eastAsia="MS Gothic" w:hAnsi="MS Gothic" w:cs="Arial" w:hint="eastAsia"/>
                   </w:rPr>
-                  <w:t>☐</w:t>
+                  <w:t>☒</w:t>
                 </w:r>
               </w:p>
             </w:tc>
@@ -6781,7 +7087,7 @@
             </w:rPr>
             <w:id w:val="1169446134"/>
             <w14:checkbox>
-              <w14:checked w14:val="0"/>
+              <w14:checked w14:val="1"/>
               <w14:checkedState w14:val="2612" w14:font="MS Gothic"/>
               <w14:uncheckedState w14:val="2610" w14:font="MS Gothic"/>
             </w14:checkbox>
@@ -6803,7 +7109,7 @@
                   <w:rPr>
                     <w:rFonts w:ascii="MS Gothic" w:eastAsia="MS Gothic" w:hAnsi="MS Gothic" w:cs="Arial" w:hint="eastAsia"/>
                   </w:rPr>
-                  <w:t>☐</w:t>
+                  <w:t>☒</w:t>
                 </w:r>
               </w:p>
             </w:tc>
@@ -6823,6 +7129,7 @@
         <w:rPr>
           <w:sz w:val="28"/>
         </w:rPr>
+        <w:lastRenderedPageBreak/>
         <w:t>Released</w:t>
       </w:r>
     </w:p>
@@ -6892,35 +7199,7 @@
           <w:noProof/>
           <w:sz w:val="24"/>
         </w:rPr>
-        <w:t> </w:t>
-      </w:r>
-      <w:r>
-        <w:rPr>
-          <w:noProof/>
-          <w:sz w:val="24"/>
-        </w:rPr>
-        <w:t> </w:t>
-      </w:r>
-      <w:r>
-        <w:rPr>
-          <w:noProof/>
-          <w:sz w:val="24"/>
-        </w:rPr>
-        <w:t> </w:t>
-      </w:r>
-      <w:r>
-        <w:rPr>
-          <w:noProof/>
-          <w:sz w:val="24"/>
-        </w:rPr>
-        <w:t> </w:t>
-      </w:r>
-      <w:r>
-        <w:rPr>
-          <w:noProof/>
-          <w:sz w:val="24"/>
-        </w:rPr>
-        <w:t> </w:t>
+        <w:t>31.3.2023</w:t>
       </w:r>
       <w:r>
         <w:rPr>
@@ -6987,36 +7266,10 @@
           <w:noProof/>
           <w:sz w:val="24"/>
         </w:rPr>
-        <w:t> </w:t>
+        <w:t>MQ</w:t>
       </w:r>
-      <w:r>
-        <w:rPr>
-          <w:noProof/>
-          <w:sz w:val="24"/>
-        </w:rPr>
-        <w:t> </w:t>
-      </w:r>
-      <w:r>
-        <w:rPr>
-          <w:noProof/>
-          <w:sz w:val="24"/>
-        </w:rPr>
-        <w:t> </w:t>
-      </w:r>
-      <w:r>
-        <w:rPr>
-          <w:noProof/>
-          <w:sz w:val="24"/>
-        </w:rPr>
-        <w:t> </w:t>
-      </w:r>
-      <w:r>
-        <w:rPr>
-          <w:noProof/>
-          <w:sz w:val="24"/>
-        </w:rPr>
-        <w:t> </w:t>
-      </w:r>
+      <w:bookmarkStart w:id="30" w:name="_GoBack"/>
+      <w:bookmarkEnd w:id="30"/>
       <w:r>
         <w:rPr>
           <w:sz w:val="24"/>
@@ -8248,8 +8501,8 @@
     <w:compatSetting w:name="useWord2013TrackBottomHyphenation" w:uri="http://schemas.microsoft.com/office/word" w:val="0"/>
   </w:compat>
   <w:rsids>
-    <w:rsidRoot w:val="00BB0B5F"/>
-    <w:rsid w:val="00BB0B5F"/>
+    <w:rsidRoot w:val="00F62DDA"/>
+    <w:rsid w:val="00F62DDA"/>
   </w:rsids>
   <m:mathPr>
     <m:mathFont m:val="Cambria Math"/>
@@ -9009,7 +9262,7 @@
 </file>
 
 <file path=customXml/itemProps1.xml><?xml version="1.0" encoding="utf-8"?>
-<ds:datastoreItem xmlns:ds="http://schemas.openxmlformats.org/officeDocument/2006/customXml" ds:itemID="{F923600F-0E31-414F-BAAB-6AE83C5955EB}">
+<ds:datastoreItem xmlns:ds="http://schemas.openxmlformats.org/officeDocument/2006/customXml" ds:itemID="{1AEC56FF-61FD-4FC9-9887-634883EB07C1}">
   <ds:schemaRefs>
     <ds:schemaRef ds:uri="http://schemas.openxmlformats.org/officeDocument/2006/bibliography"/>
   </ds:schemaRefs>
